--- a/papers/_sources/rope_formulas.docx
+++ b/papers/_sources/rope_formulas.docx
@@ -11,7 +11,7 @@
           <w:b/>
           <w:sz w:val="32"/>
         </w:rPr>
-        <w:t>The Rope Programme: Formula Compendium</w:t>
+        <w:t>The Mesh Programme: Formula Compendium</w:t>
       </w:r>
     </w:p>
     <w:p>
@@ -691,7 +691,7 @@
         <w:pStyle w:val="BodyText"/>
       </w:pPr>
       <w:r>
-        <w:t>WHAT THE CARRIER IS, stated carefully, because the corpus corrected itself here. Light is the COLLECTIVE TRANSVERSE displacement mode of the mesh — the transverse Goldstone pair of broken translation symmetry, two polarization states (s_x, s_y), gapless at all crossing strengths (EM-RECON-025, Modeled). It is NOT the torsion/screw mode. GRV-020’s Corollary 1 allocated "torsion dynamics = light" by topology, and that allocation OVER-REACHED: the single screw field carries ONE state against the photon’s two and was killed on polarization by three computed identities — Malus washout, the Beth angular-momentum sign, and birefringence mode-count (EM-RECON-022/023, kill class 4). The tension was split into its own claim (GRV-102) and resolved in structure by Commission K. The screw mode retains its OTHER job: its winding is charge (pi_1(S^1) = Z, GG-006 — that half of Corollary 1 is untouched and load-bearing).</w:t>
+        <w:t>WHAT THE CARRIER IS, stated carefully, because the corpus corrected itself here. Light is the COLLECTIVE TRANSVERSE displacement mode of the mesh — the transverse Goldstone pair of broken translation symmetry, two polarization states (s_x, s_y), gapless at all crossing strengths (EM-RECON-025, Modeled). It is NOT the torsion/screw mode. GRV-020’s Corollary 1 allocated &amp;quot;torsion dynamics = light&amp;quot; by topology, and that allocation OVER-REACHED: the single screw field carries ONE state against the photon’s two and was killed on polarization by three computed identities — Malus washout, the Beth angular-momentum sign, and birefringence mode-count (EM-RECON-022/023, kill class 4). The tension was split into its own claim (GRV-102) and resolved in structure by Commission K. The screw mode retains its OTHER job: its winding is charge (pi_1(S^1) = Z, GG-006 — that half of Corollary 1 is untouched and load-bearing).</w:t>
       </w:r>
     </w:p>
     <w:p>
@@ -1138,7 +1138,7 @@
           <w:rFonts w:ascii="Consolas" w:hAnsi="Consolas"/>
           <w:sz w:val="19"/>
         </w:rPr>
-        <w:t>1.751"  deflection, 43.0"/century Mercury, Shapiro delay, Nordtvedt — unconditional within the corpus</w:t>
+        <w:t>1.751&amp;quot;  deflection, 43.0&amp;quot;/century Mercury, Shapiro delay, Nordtvedt — unconditional within the corpus</w:t>
       </w:r>
     </w:p>
     <w:p>
@@ -2317,7 +2317,7 @@
           <w:i/>
           <w:sz w:val="17"/>
         </w:rPr>
-        <w:t>FND-MATTER-050/055/056. Reframed: not "what weights the term" but "what suppresses mesh-scale vacuum energy by ~1e-5" — the matter sector’s own hierarchy problem.</w:t>
+        <w:t>FND-MATTER-050/055/056. Reframed: not &amp;quot;what weights the term&amp;quot; but &amp;quot;what suppresses mesh-scale vacuum energy by ~1e-5&amp;quot; — the matter sector’s own hierarchy problem.</w:t>
       </w:r>
     </w:p>
     <w:p>
@@ -2415,6 +2415,20 @@
       </w:pPr>
       <w:r>
         <w:t>Compiled 2026-08-11 at v3.17.0. Provenance for every line is the claim ID given beneath it; run tools/verify_corpus.py and the cited benchmarks to check any of them. Failures are kept on display by design — see KNOWN_LIMITATIONS.md and the Failed-and-kept claims in claims.yaml.</w:t>
+      </w:r>
+    </w:p>
+    <w:p>
+      <w:pPr>
+        <w:spacing w:after="160" w:before="0" w:line="276"/>
+        <w:jc w:val="both"/>
+      </w:pPr>
+      <w:r>
+        <w:rPr>
+          <w:rFonts w:ascii="Times New Roman" w:cs="Times New Roman" w:eastAsia="Times New Roman" w:hAnsi="Times New Roman"/>
+          <w:sz w:val="24"/>
+          <w:szCs w:val="24"/>
+        </w:rPr>
+        <w:t xml:space="preserve">Naming note (5 September 2026). This programme is now the Mesh Programme and the theory it develops the mesh framework; 'the rope framework' in earlier revisions reads 'the mesh framework'. 'Rope' remains the name of the two-strand wound object, and the Rope Hypothesis credited to Bill Gaede keeps its name. Identifiers (repository, rope_solver, file names, claim IDs) are unchanged.</w:t>
       </w:r>
     </w:p>
     <w:sectPr/>
